--- a/manuscript_formatting/tables/chapter3_table_complete_cell_counts_by_cell_size.docx
+++ b/manuscript_formatting/tables/chapter3_table_complete_cell_counts_by_cell_size.docx
@@ -28,7 +28,7 @@
           <w:color w:val="333333"/>
           <w:sz w:val="20"/>
         </w:rPr>
-        <w:t>Absolute counts of complete cells intersecting each change agent's polygons, by grid cell size. The denominator for the detection rate is Complete cells (n_cells_complete), the number of cells fully within the seven-watershed AOI. The 112 pixel row is shown in bold.</w:t>
+        <w:t>Absolute counts of complete cells intersecting each change agent's polygons, by grid cell size. The denominator for the detection rate is Complete cells (n_cells_complete), the number of cells fully within the seven-watershed AOI. The 112 pixel row is shown in bold. GLKN change polygons, 2010 to 2020.</w:t>
       </w:r>
     </w:p>
     <w:tbl>
